--- a/docs/BaoCao_SanPham_HuTieu_VMBMATTT_2026.docx
+++ b/docs/BaoCao_SanPham_HuTieu_VMBMATTT_2026.docx
@@ -716,7 +716,7 @@
       <w:r>
         <w:drawing>
           <wp:inline xmlns:a="http://schemas.openxmlformats.org/drawingml/2006/main" xmlns:pic="http://schemas.openxmlformats.org/drawingml/2006/picture">
-            <wp:extent cx="6048000" cy="3435907"/>
+            <wp:extent cx="6048000" cy="4373582"/>
             <wp:docPr id="1" name="Picture 1"/>
             <wp:cNvGraphicFramePr>
               <a:graphicFrameLocks noChangeAspect="1"/>
@@ -737,7 +737,7 @@
                   <pic:spPr>
                     <a:xfrm>
                       <a:off x="0" y="0"/>
-                      <a:ext cx="6048000" cy="3435907"/>
+                      <a:ext cx="6048000" cy="4373582"/>
                     </a:xfrm>
                     <a:prstGeom prst="rect"/>
                   </pic:spPr>
@@ -3989,29 +3989,6 @@
         <w:t>6.1. Hồ sơ sản phẩm và video demo</w:t>
       </w:r>
     </w:p>
-    <w:p>
-      <w:pPr>
-        <w:pStyle w:val="Heading2"/>
-        <w:spacing w:before="0" w:after="40" w:line="240" w:lineRule="auto"/>
-        <w:rPr>
-          <w:rFonts w:ascii="Times New Roman" w:hAnsi="Times New Roman" w:cs="Times New Roman"/>
-          <w:color w:val="000000" w:themeColor="text1"/>
-          <w:sz w:val="28"/>
-          <w:szCs w:val="28"/>
-        </w:rPr>
-      </w:pPr>
-      <w:r>
-        <w:rPr>
-          <w:rFonts w:ascii="Times New Roman" w:hAnsi="Times New Roman" w:cs="Times New Roman"/>
-          <w:b w:val="0"/>
-          <w:i/>
-          <w:color w:val="000000" w:themeColor="text1"/>
-          <w:sz w:val="18"/>
-          <w:szCs w:val="28"/>
-        </w:rPr>
-        <w:t>Kịch bản video: bài toán và mô hình đe dọa → sơ đồ bốn tầng và điểm tích hợp CSI → make sim (6/6 PASS) → nạp bitstream, chạy sweep 19 độ dài và bench 100 khung, quan sát ba đèn LED → chế độ tamper/timeout với hai pha A/B → kết luận và giới hạn.</w:t>
-      </w:r>
-    </w:p>
     <w:tbl>
       <w:tblPr>
         <w:tblStyle w:val="TableGrid"/>
@@ -4096,9 +4073,36 @@
               </w:rPr>
               <w:t>github.com/felixsuhimitsu/cast-256 — nhánh feat/aes-sha256-ip-integration.</w:t>
               <w:br/>
-              <w:t>Gồm 20 file RTL, 6 testbench, bộ kiểm phần cứng, và lớp tài liệu 11 bước trong docs/ (scope, spec, module map, kiến trúc, hợp đồng giao diện, WBS, ước lượng, rủi ro, gate, kế hoạch test, ma trận truy vết, 8 quyết định kiến trúc và nhật ký phát triển).</w:t>
-              <w:br/>
-              <w:t>VIDEO DEMO: [chờ quay — kịch bản ở mục dưới]</w:t>
+              <w:t>Gồm 23 file RTL, 6 testbench, bộ kiểm phần cứng, và lớp tài liệu 11 bước trong docs/ (scope, spec, module map, kiến trúc, hợp đồng giao diện, WBS, ước lượng, rủi ro, gate, kế hoạch test, ma trận truy vết, 8 quyết định kiến trúc và nhật ký phát triển).</w:t>
+            </w:r>
+          </w:p>
+        </w:tc>
+      </w:tr>
+      <w:tr>
+        <w:tc>
+          <w:tcPr>
+            <w:tcW w:type="dxa" w:w="2154"/>
+          </w:tcPr>
+          <w:p>
+            <w:r>
+              <w:rPr>
+                <w:b/>
+                <w:sz w:val="20"/>
+              </w:rPr>
+              <w:t>VIDEO DEMO / QR</w:t>
+            </w:r>
+          </w:p>
+        </w:tc>
+        <w:tc>
+          <w:tcPr>
+            <w:tcW w:type="dxa" w:w="6350"/>
+          </w:tcPr>
+          <w:p>
+            <w:r>
+              <w:rPr>
+                <w:b w:val="0"/>
+                <w:sz w:val="20"/>
+              </w:rPr>
             </w:r>
           </w:p>
         </w:tc>

--- a/docs/BaoCao_SanPham_HuTieu_VMBMATTT_2026.docx
+++ b/docs/BaoCao_SanPham_HuTieu_VMBMATTT_2026.docx
@@ -1183,7 +1183,7 @@
           <w:sz w:val="22"/>
           <w:szCs w:val="28"/>
         </w:rPr>
-        <w:t>AES-256 dùng kiến trúc lặp với 8 khối S-Box, hai chu kỳ mỗi vòng, tổng 30 chu kỳ mỗi khối 128 bit. Con số 8 là kết quả của một lần tối ưu có đo: bản 16 S-Box chiếm 2961 LUT4, vượt ngân sách, và phép đo cho thấy S-Box chiếm 44% diện tích IP nên đó mới là chỗ đáng cắt. SHA-256 dùng cửa sổ trượt 16 word thay vì lưu đủ 64 word của lịch trình thông điệp, tiết kiệm 1536 thanh ghi. Khóa vòng AES nằm trong bốn khối BSRAM 16×32 bit; đây cũng là một phát hiện phải trả giá bằng một lần P&amp;R thất bại, trình bày ở mục 5.3.</w:t>
+        <w:t>AES-256 dùng kiến trúc lặp với 8 khối S-Box, hai chu kỳ mỗi vòng, đo được 32 chu kỳ mỗi khối 128 bit. Con số 8 là kết quả của một lần tối ưu có đo: bản 16 S-Box chiếm 2961 LUT4, vượt ngân sách, và phép đo cho thấy S-Box chiếm 44% diện tích IP nên đó mới là chỗ đáng cắt. SHA-256 dùng cửa sổ trượt 16 word thay vì lưu đủ 64 word của lịch trình thông điệp, tiết kiệm 1536 thanh ghi. Khóa vòng AES nằm trong bốn khối BSRAM 16×32 bit; đây cũng là một phát hiện phải trả giá bằng một lần P&amp;R thất bại, trình bày ở mục 5.3.</w:t>
       </w:r>
       <w:proofErr w:type="spellStart"/>
       <w:proofErr w:type="spellEnd"/>
@@ -2539,7 +2539,7 @@
                 <w:sz w:val="20"/>
                 <w:szCs w:val="28"/>
               </w:rPr>
-              <w:t>30</w:t>
+              <w:t>32</w:t>
             </w:r>
           </w:p>
         </w:tc>
@@ -2574,7 +2574,7 @@
                 <w:sz w:val="20"/>
                 <w:szCs w:val="28"/>
               </w:rPr>
-              <w:t>14,4 MB/s</w:t>
+              <w:t>13,5 MB/s</w:t>
             </w:r>
           </w:p>
         </w:tc>
@@ -2790,7 +2790,7 @@
                 <w:sz w:val="20"/>
                 <w:szCs w:val="28"/>
               </w:rPr>
-              <w:t>65</w:t>
+              <w:t>66</w:t>
             </w:r>
           </w:p>
         </w:tc>
@@ -2825,7 +2825,7 @@
                 <w:sz w:val="20"/>
                 <w:szCs w:val="28"/>
               </w:rPr>
-              <w:t>6,6 MB/s</w:t>
+              <w:t>6,5 MB/s</w:t>
             </w:r>
           </w:p>
         </w:tc>
@@ -3419,7 +3419,7 @@
           <w:sz w:val="22"/>
           <w:szCs w:val="28"/>
         </w:rPr>
-        <w:t>Độ lệch chuẩn 0,03 ms trên 100 khung cho thấy đường xử lý là tất định — không có bộ đệm nào tràn và không có đường nào phụ thuộc dữ liệu. Thông lượng đạt 93,6% trần lý thuyết của UART 115200 (11 520 B/s); phần thiếu là 20 byte header và 32 byte digest của mỗi khung chứ không phải do engine chậm. Bản thân engine AES chạy ở 14,4 MB/s, tức nhanh hơn đường truyền hơn 1000 lần, nên nút thắt nằm hoàn toàn ở lớp vật lý.</w:t>
+        <w:t>Độ lệch chuẩn 0,03 ms trên 100 khung cho thấy đường xử lý là tất định — không có bộ đệm nào tràn và không có đường nào phụ thuộc dữ liệu. Thông lượng đạt 93,6% trần lý thuyết của UART 115200 (11 520 B/s); phần thiếu là 20 byte header và 32 byte digest của mỗi khung chứ không phải do engine chậm. Bản thân engine AES chạy ở 13,5 MB/s, tức nhanh hơn đường truyền hơn 1000 lần, nên nút thắt nằm hoàn toàn ở lớp vật lý.</w:t>
       </w:r>
       <w:proofErr w:type="spellStart"/>
       <w:proofErr w:type="spellEnd"/>
